--- a/Bases de Datos II/Parciales/Parcial 2 - Optimizacion indices y transacciones - SOLUCION.docx
+++ b/Bases de Datos II/Parciales/Parcial 2 - Optimizacion indices y transacciones - SOLUCION.docx
@@ -45,7 +45,7 @@
           <w:color w:val="FFFFFF"/>
           <w:sz w:val="26"/>
         </w:rPr>
-        <w:t xml:space="preserve">  Parcial 2 — Optimización, índices y transacciones — SOLUCIÓN / CLAVE</w:t>
+        <w:t xml:space="preserve">  Parcial 2 — Optimización, índices, transacciones y concurrencia — SOLUCIÓN / CLAVE</w:t>
       </w:r>
     </w:p>
     <w:p>
@@ -105,7 +105,7 @@
           <w:color w:val="2B2B2B"/>
           <w:sz w:val="22"/>
         </w:rPr>
-        <w:t>Fecha: 05/10/2026  ·  Clase 9  ·  Modalidad: Presencial (síncrono)</w:t>
+        <w:t>Fecha: 19/10/2026  ·  Sesión 9 de 13  ·  Modalidad: Presencial (síncrono)</w:t>
       </w:r>
     </w:p>
     <w:p>
@@ -181,7 +181,7 @@
           <w:color w:val="2B2B2B"/>
           <w:sz w:val="22"/>
         </w:rPr>
-        <w:t>Corte 2 · Únicamente clases con fecha &lt;= 05/10/2026 (Clases 6-9). NO incluye Clase 10 (concurrencia, 12/10):</w:t>
+        <w:t>Corte 2 (Sesiones 6-9) · Únicamente clases dictadas antes del 19/10/2026 (Clases 6, 7, 8 y 10 del material; la sesión doble del 05/10 cubrió las Clases 7 y 8 y la sesión autónoma del 12/10 fue la Clase 10). La Clase 9 es la sesión del parcial:</w:t>
       </w:r>
     </w:p>
     <w:p>
@@ -211,7 +211,7 @@
           <w:color w:val="2B2B2B"/>
           <w:sz w:val="22"/>
         </w:rPr>
-        <w:t>Clase 6 · 14/09 · Optimización de consultas</w:t>
+        <w:t>Clase 6 · 28/09 · Optimización de consultas</w:t>
       </w:r>
     </w:p>
     <w:p>
@@ -226,7 +226,7 @@
           <w:color w:val="2B2B2B"/>
           <w:sz w:val="22"/>
         </w:rPr>
-        <w:t>Clase 7 · 21/09 · Índices y particionamiento</w:t>
+        <w:t>Clase 7 · 05/10 · Índices y particionamiento (sesión doble)</w:t>
       </w:r>
     </w:p>
     <w:p>
@@ -241,7 +241,22 @@
           <w:color w:val="2B2B2B"/>
           <w:sz w:val="22"/>
         </w:rPr>
-        <w:t>Clase 8 · 28/09 · Tuning de bases de datos · Gestión de transacciones</w:t>
+        <w:t>Clase 8 · 05/10 · Tuning de bases de datos · Gestión de transacciones (sesión doble)</w:t>
+      </w:r>
+    </w:p>
+    <w:p>
+      <w:pPr>
+        <w:pStyle w:val="ListBullet"/>
+        <w:spacing w:after="40"/>
+      </w:pPr>
+      <w:r>
+        <w:rPr>
+          <w:rFonts w:ascii="Calibri" w:hAnsi="Calibri" w:eastAsia="Calibri"/>
+          <w:b w:val="0"/>
+          <w:color w:val="2B2B2B"/>
+          <w:sz w:val="22"/>
+        </w:rPr>
+        <w:t>Clase 10 · 12/10 · Control de concurrencia (sesión autónoma)</w:t>
       </w:r>
     </w:p>
     <w:p>
@@ -421,7 +436,7 @@
           <w:color w:val="2B2B2B"/>
           <w:sz w:val="22"/>
         </w:rPr>
-        <w:t>• D. Caso transacciones / tuning — 35 pts</w:t>
+        <w:t>• D. Caso transacciones, tuning y concurrencia — 35 pts</w:t>
       </w:r>
     </w:p>
     <w:p>
@@ -467,7 +482,7 @@
           <w:color w:val="2B2B2B"/>
           <w:sz w:val="22"/>
         </w:rPr>
-        <w:t>A1. (5 pts) Un índice B-Tree típico ayuda principalmente a:</w:t>
+        <w:t>A1. (4 pts) Un índice B-Tree típico ayuda principalmente a:</w:t>
       </w:r>
     </w:p>
     <w:p>
@@ -557,7 +572,7 @@
           <w:color w:val="2B2B2B"/>
           <w:sz w:val="22"/>
         </w:rPr>
-        <w:t>A2. (5 pts) EXPLAIN / plan de ejecución se usa para:</w:t>
+        <w:t>A2. (4 pts) EXPLAIN / plan de ejecución se usa para:</w:t>
       </w:r>
     </w:p>
     <w:p>
@@ -647,7 +662,7 @@
           <w:color w:val="2B2B2B"/>
           <w:sz w:val="22"/>
         </w:rPr>
-        <w:t>A3. (5 pts) ACID: la «A» (Atomicity) significa:</w:t>
+        <w:t>A3. (4 pts) ACID: la «A» (Atomicity) significa:</w:t>
       </w:r>
     </w:p>
     <w:p>
@@ -737,7 +752,7 @@
           <w:color w:val="2B2B2B"/>
           <w:sz w:val="22"/>
         </w:rPr>
-        <w:t>A4. (5 pts) El particionamiento de tablas busca, entre otros:</w:t>
+        <w:t>A4. (4 pts) El particionamiento de tablas busca, entre otros:</w:t>
       </w:r>
     </w:p>
     <w:p>
@@ -817,6 +832,111 @@
     </w:p>
     <w:p>
       <w:pPr>
+        <w:spacing w:after="40" w:before="0" w:line="240" w:lineRule="auto"/>
+        <w:jc w:val="left"/>
+      </w:pPr>
+      <w:r>
+        <w:rPr>
+          <w:rFonts w:ascii="Calibri" w:hAnsi="Calibri" w:eastAsia="Calibri"/>
+          <w:b w:val="0"/>
+          <w:color w:val="2B2B2B"/>
+          <w:sz w:val="22"/>
+        </w:rPr>
+        <w:t>A5. (4 pts) En VetCare, un reporte de facturación mensual no debe ver consultas veterinarias insertadas por otras transacciones mientras se ejecuta (lectura fantasma). El nivel de aislamiento que lo garantiza es:</w:t>
+      </w:r>
+    </w:p>
+    <w:p>
+      <w:pPr>
+        <w:spacing w:after="20" w:before="0" w:line="240" w:lineRule="auto"/>
+        <w:jc w:val="left"/>
+      </w:pPr>
+      <w:r>
+        <w:rPr>
+          <w:rFonts w:ascii="Calibri" w:hAnsi="Calibri" w:eastAsia="Calibri"/>
+          <w:b w:val="0"/>
+          <w:color w:val="2B2B2B"/>
+          <w:sz w:val="22"/>
+        </w:rPr>
+        <w:t xml:space="preserve">    a) READ UNCOMMITTED</w:t>
+      </w:r>
+    </w:p>
+    <w:p>
+      <w:pPr>
+        <w:spacing w:after="20" w:before="0" w:line="240" w:lineRule="auto"/>
+        <w:jc w:val="left"/>
+      </w:pPr>
+      <w:r>
+        <w:rPr>
+          <w:rFonts w:ascii="Calibri" w:hAnsi="Calibri" w:eastAsia="Calibri"/>
+          <w:b w:val="0"/>
+          <w:color w:val="2B2B2B"/>
+          <w:sz w:val="22"/>
+        </w:rPr>
+        <w:t xml:space="preserve">    b) READ COMMITTED</w:t>
+      </w:r>
+    </w:p>
+    <w:p>
+      <w:pPr>
+        <w:spacing w:after="20" w:before="0" w:line="240" w:lineRule="auto"/>
+        <w:jc w:val="left"/>
+      </w:pPr>
+      <w:r>
+        <w:rPr>
+          <w:rFonts w:ascii="Calibri" w:hAnsi="Calibri" w:eastAsia="Calibri"/>
+          <w:b w:val="0"/>
+          <w:color w:val="2B2B2B"/>
+          <w:sz w:val="22"/>
+        </w:rPr>
+        <w:t xml:space="preserve">    c) SERIALIZABLE</w:t>
+      </w:r>
+    </w:p>
+    <w:p>
+      <w:pPr>
+        <w:spacing w:after="20" w:before="0" w:line="240" w:lineRule="auto"/>
+        <w:jc w:val="left"/>
+      </w:pPr>
+      <w:r>
+        <w:rPr>
+          <w:rFonts w:ascii="Calibri" w:hAnsi="Calibri" w:eastAsia="Calibri"/>
+          <w:b w:val="0"/>
+          <w:color w:val="2B2B2B"/>
+          <w:sz w:val="22"/>
+        </w:rPr>
+        <w:t xml:space="preserve">    d) Ninguno: el nivel de aislamiento no influye en las lecturas</w:t>
+      </w:r>
+    </w:p>
+    <w:p>
+      <w:pPr>
+        <w:spacing w:after="40" w:before="0" w:line="240" w:lineRule="auto"/>
+        <w:jc w:val="left"/>
+      </w:pPr>
+      <w:r>
+        <w:rPr>
+          <w:rFonts w:ascii="Calibri" w:hAnsi="Calibri" w:eastAsia="Calibri"/>
+          <w:b/>
+          <w:color w:val="095292"/>
+          <w:sz w:val="20"/>
+        </w:rPr>
+        <w:t xml:space="preserve">    → Clave: c</w:t>
+      </w:r>
+    </w:p>
+    <w:p>
+      <w:pPr>
+        <w:spacing w:after="120" w:before="0" w:line="240" w:lineRule="auto"/>
+        <w:jc w:val="left"/>
+      </w:pPr>
+      <w:r>
+        <w:rPr>
+          <w:rFonts w:ascii="Calibri" w:hAnsi="Calibri" w:eastAsia="Calibri"/>
+          <w:b w:val="0"/>
+          <w:color w:val="2B2B2B"/>
+          <w:sz w:val="22"/>
+        </w:rPr>
+        <w:t xml:space="preserve">    Nota docente: Clase 10 — Control de concurrencia: solo SERIALIZABLE evita lecturas fantasma; READ COMMITTED las permite.</w:t>
+      </w:r>
+    </w:p>
+    <w:p>
+      <w:pPr>
         <w:spacing w:after="200" w:before="240" w:line="240" w:lineRule="auto"/>
         <w:jc w:val="left"/>
         <w:shd w:val="clear" w:fill="095292"/>
@@ -843,7 +963,7 @@
           <w:color w:val="2B2B2B"/>
           <w:sz w:val="22"/>
         </w:rPr>
-        <w:t>B1. (20 pts) Empareje concepto de transacciones/tuning.</w:t>
+        <w:t>B1. (20 pts) Empareje concepto de transacciones, tuning y control de concurrencia (1-4: Clases 7-8 · 5-6: Clase 10). Cada pareja vale 3,33 pts.</w:t>
       </w:r>
     </w:p>
     <w:p>
@@ -933,6 +1053,36 @@
           <w:color w:val="2B2B2B"/>
           <w:sz w:val="22"/>
         </w:rPr>
+        <w:t xml:space="preserve">    5) Deadlock</w:t>
+      </w:r>
+    </w:p>
+    <w:p>
+      <w:pPr>
+        <w:spacing w:after="20" w:before="0" w:line="240" w:lineRule="auto"/>
+        <w:jc w:val="left"/>
+      </w:pPr>
+      <w:r>
+        <w:rPr>
+          <w:rFonts w:ascii="Calibri" w:hAnsi="Calibri" w:eastAsia="Calibri"/>
+          <w:b w:val="0"/>
+          <w:color w:val="2B2B2B"/>
+          <w:sz w:val="22"/>
+        </w:rPr>
+        <w:t xml:space="preserve">    6) MVCC</w:t>
+      </w:r>
+    </w:p>
+    <w:p>
+      <w:pPr>
+        <w:spacing w:after="20" w:before="0" w:line="240" w:lineRule="auto"/>
+        <w:jc w:val="left"/>
+      </w:pPr>
+      <w:r>
+        <w:rPr>
+          <w:rFonts w:ascii="Calibri" w:hAnsi="Calibri" w:eastAsia="Calibri"/>
+          <w:b w:val="0"/>
+          <w:color w:val="2B2B2B"/>
+          <w:sz w:val="22"/>
+        </w:rPr>
         <w:t>Columna B:</w:t>
       </w:r>
     </w:p>
@@ -998,6 +1148,36 @@
     </w:p>
     <w:p>
       <w:pPr>
+        <w:spacing w:after="20" w:before="0" w:line="240" w:lineRule="auto"/>
+        <w:jc w:val="left"/>
+      </w:pPr>
+      <w:r>
+        <w:rPr>
+          <w:rFonts w:ascii="Calibri" w:hAnsi="Calibri" w:eastAsia="Calibri"/>
+          <w:b w:val="0"/>
+          <w:color w:val="2B2B2B"/>
+          <w:sz w:val="22"/>
+        </w:rPr>
+        <w:t xml:space="preserve">    e) Dos transacciones se bloquean mutuamente esperando recursos que la otra retiene</w:t>
+      </w:r>
+    </w:p>
+    <w:p>
+      <w:pPr>
+        <w:spacing w:after="20" w:before="0" w:line="240" w:lineRule="auto"/>
+        <w:jc w:val="left"/>
+      </w:pPr>
+      <w:r>
+        <w:rPr>
+          <w:rFonts w:ascii="Calibri" w:hAnsi="Calibri" w:eastAsia="Calibri"/>
+          <w:b w:val="0"/>
+          <w:color w:val="2B2B2B"/>
+          <w:sz w:val="22"/>
+        </w:rPr>
+        <w:t xml:space="preserve">    f) Cada lectura ve una versión consistente de la fila sin bloquear a los escritores</w:t>
+      </w:r>
+    </w:p>
+    <w:p>
+      <w:pPr>
         <w:spacing w:after="80" w:before="0" w:line="240" w:lineRule="auto"/>
         <w:jc w:val="left"/>
       </w:pPr>
@@ -1008,7 +1188,7 @@
           <w:color w:val="095292"/>
           <w:sz w:val="20"/>
         </w:rPr>
-        <w:t xml:space="preserve">    → Emparejamiento: 1-a, 2-b, 3-c, 4-d</w:t>
+        <w:t xml:space="preserve">    → Emparejamiento: 1-a, 2-b, 3-c, 4-d, 5-e, 6-f</w:t>
       </w:r>
     </w:p>
     <w:p>
@@ -1039,7 +1219,7 @@
           <w:color w:val="2B2B2B"/>
           <w:sz w:val="22"/>
         </w:rPr>
-        <w:t>C1. (15 pts) Dada la consulta: SELECT * FROM Cita WHERE fecha_hora &gt;= '2026-01-01' AND id_mascota = 45; proponga 3 mejoras de optimizacion (indices, proyeccion de columnas, etc.) y justifique.</w:t>
+        <w:t>C1. (15 pts) Dada la consulta: SELECT * FROM Pedido WHERE fecha &gt;= '2026-01-01' AND cliente_id = 45; proponga 3 mejoras de optimización (índices, proyección de columnas, etc.) y justifique.</w:t>
       </w:r>
     </w:p>
     <w:p>
@@ -1069,7 +1249,7 @@
           <w:color w:val="2B2B2B"/>
           <w:sz w:val="22"/>
         </w:rPr>
-        <w:t>• Evitar SELECT *; indice (id_mascota, fecha_hora); estadisticas actualizadas; evitar funciones sobre la columna filtrada.</w:t>
+        <w:t>• Evitar SELECT *; índice (cliente_id, fecha); estadísticas actualizadas; evitar funciones sobre columna filtrada.</w:t>
       </w:r>
     </w:p>
     <w:p>
@@ -1145,7 +1325,7 @@
           <w:color w:val="FFFFFF"/>
           <w:sz w:val="26"/>
         </w:rPr>
-        <w:t xml:space="preserve">  SECCIÓN D — Caso transacciones / tuning  (35 puntos)</w:t>
+        <w:t xml:space="preserve">  SECCIÓN D — Caso transacciones, tuning y concurrencia  (35 puntos)</w:t>
       </w:r>
     </w:p>
     <w:p>
@@ -1160,7 +1340,7 @@
           <w:color w:val="2B2B2B"/>
           <w:sz w:val="22"/>
         </w:rPr>
-        <w:t>D1. (35 pts) Facturacion VetCare: insertar la factura, insertar el detalle de factura y descontar el stock del insumo usado debe ser atomico.</w:t>
+        <w:t>D1. (25 pts) VetCare: al facturar una consulta se debe descontar el lote de vacuna del inventario y registrar el movimiento contable. Las dos escrituras deben ser atómicas.</w:t>
       </w:r>
     </w:p>
     <w:p>
@@ -1175,7 +1355,7 @@
           <w:color w:val="2B2B2B"/>
           <w:sz w:val="22"/>
         </w:rPr>
-        <w:t>a) Escriba pseudocodigo/SQL transaccional (BEGIN/COMMIT/ROLLBACK) (15 pts)</w:t>
+        <w:t>a) Escriba pseudocódigo/SQL transaccional (BEGIN/COMMIT/ROLLBACK) (10 pts)</w:t>
       </w:r>
     </w:p>
     <w:p>
@@ -1190,7 +1370,7 @@
           <w:color w:val="2B2B2B"/>
           <w:sz w:val="22"/>
         </w:rPr>
-        <w:t>b) Indique que pasa si falla el descuento de stock despues de haber insertado la factura, sin usar una transaccion (10 pts)</w:t>
+        <w:t>b) Indique qué pasa si falla el movimiento contable tras descontar el inventario, sin transacción (8 pts)</w:t>
       </w:r>
     </w:p>
     <w:p>
@@ -1205,7 +1385,7 @@
           <w:color w:val="2B2B2B"/>
           <w:sz w:val="22"/>
         </w:rPr>
-        <w:t>c) Mencione 2 acciones de tuning si el sistema reporta lentitud en reportes mensuales (10 pts)</w:t>
+        <w:t>c) Mencione 2 acciones de tuning si el reporte mensual de facturación se vuelve lento (7 pts)</w:t>
       </w:r>
     </w:p>
     <w:p>
@@ -1235,7 +1415,7 @@
           <w:color w:val="2B2B2B"/>
           <w:sz w:val="22"/>
         </w:rPr>
-        <w:t>• BEGIN; INSERT factura; INSERT detalle_factura; UPDATE stock (insumo) WHERE stock &gt;= cantidad; COMMIT; ROLLBACK si el UPDATE no afecta filas (stock insuficiente).</w:t>
+        <w:t>• BEGIN; UPDATE inventario_lote SET cantidad = cantidad - 1 …; INSERT INTO movimiento_contable …; COMMIT; ROLLBACK ante error.</w:t>
       </w:r>
     </w:p>
     <w:p>
@@ -1250,7 +1430,7 @@
           <w:color w:val="2B2B2B"/>
           <w:sz w:val="22"/>
         </w:rPr>
-        <w:t>• Inconsistencia real: factura y detalle quedarian registrados sin el descuento correspondiente de stock, dejando el inventario desincronizado con las ventas.</w:t>
+        <w:t>• Inventario descontado sin respaldo contable: descuadre permanente (pérdida de atomicidad).</w:t>
       </w:r>
     </w:p>
     <w:p>
@@ -1265,7 +1445,127 @@
           <w:color w:val="2B2B2B"/>
           <w:sz w:val="22"/>
         </w:rPr>
-        <w:t>• Índices en fecha; agregados/particiones; materializar resumen.</w:t>
+        <w:t>• Índices en (fecha, sede); particionar por mes; tabla/vista materializada de resumen.</w:t>
+      </w:r>
+    </w:p>
+    <w:p>
+      <w:pPr>
+        <w:spacing w:after="40" w:before="0" w:line="240" w:lineRule="auto"/>
+        <w:jc w:val="left"/>
+      </w:pPr>
+      <w:r>
+        <w:rPr>
+          <w:rFonts w:ascii="Calibri" w:hAnsi="Calibri" w:eastAsia="Calibri"/>
+          <w:b w:val="0"/>
+          <w:color w:val="2B2B2B"/>
+          <w:sz w:val="22"/>
+        </w:rPr>
+        <w:t>D2. (10 pts) Control de concurrencia en VetCare (Clase 10): dos recepcionistas facturan al mismo tiempo y cada transacción actualiza el lote de vacuna y la ficha del paciente, pero en orden inverso. El motor aborta una con error de deadlock.</w:t>
+      </w:r>
+    </w:p>
+    <w:p>
+      <w:pPr>
+        <w:pStyle w:val="ListBullet"/>
+        <w:spacing w:after="40"/>
+      </w:pPr>
+      <w:r>
+        <w:rPr>
+          <w:rFonts w:ascii="Calibri" w:hAnsi="Calibri" w:eastAsia="Calibri"/>
+          <w:b w:val="0"/>
+          <w:color w:val="2B2B2B"/>
+          <w:sz w:val="22"/>
+        </w:rPr>
+        <w:t>a) Explique por qué se produce el deadlock en este escenario (4 pts)</w:t>
+      </w:r>
+    </w:p>
+    <w:p>
+      <w:pPr>
+        <w:pStyle w:val="ListBullet"/>
+        <w:spacing w:after="40"/>
+      </w:pPr>
+      <w:r>
+        <w:rPr>
+          <w:rFonts w:ascii="Calibri" w:hAnsi="Calibri" w:eastAsia="Calibri"/>
+          <w:b w:val="0"/>
+          <w:color w:val="2B2B2B"/>
+          <w:sz w:val="22"/>
+        </w:rPr>
+        <w:t>b) Proponga 2 medidas para evitarlo (orden fijo de acceso a los recursos, transacciones cortas, bloqueo explícito con FOR UPDATE, reintento controlado) (4 pts)</w:t>
+      </w:r>
+    </w:p>
+    <w:p>
+      <w:pPr>
+        <w:pStyle w:val="ListBullet"/>
+        <w:spacing w:after="40"/>
+      </w:pPr>
+      <w:r>
+        <w:rPr>
+          <w:rFonts w:ascii="Calibri" w:hAnsi="Calibri" w:eastAsia="Calibri"/>
+          <w:b w:val="0"/>
+          <w:color w:val="2B2B2B"/>
+          <w:sz w:val="22"/>
+        </w:rPr>
+        <w:t>c) Diga qué nivel de aislamiento usaría y qué anomalía evita (2 pts)</w:t>
+      </w:r>
+    </w:p>
+    <w:p>
+      <w:pPr>
+        <w:spacing w:after="80" w:before="160" w:line="240" w:lineRule="auto"/>
+        <w:jc w:val="left"/>
+      </w:pPr>
+      <w:r>
+        <w:rPr>
+          <w:rFonts w:ascii="Calibri" w:hAnsi="Calibri" w:eastAsia="Calibri"/>
+          <w:b/>
+          <w:color w:val="269CCB"/>
+          <w:sz w:val="22"/>
+        </w:rPr>
+        <w:t>Solución / rúbrica breve</w:t>
+      </w:r>
+    </w:p>
+    <w:p>
+      <w:pPr>
+        <w:spacing w:after="40" w:before="0" w:line="240" w:lineRule="auto"/>
+        <w:jc w:val="left"/>
+      </w:pPr>
+      <w:r>
+        <w:rPr>
+          <w:rFonts w:ascii="Calibri" w:hAnsi="Calibri" w:eastAsia="Calibri"/>
+          <w:b w:val="0"/>
+          <w:color w:val="2B2B2B"/>
+          <w:sz w:val="22"/>
+        </w:rPr>
+        <w:t>• Espera circular: T1 retiene el bloqueo del lote y pide la ficha; T2 retiene la ficha y pide el lote. Ninguna puede avanzar y el motor sacrifica una (víctima del deadlock).</w:t>
+      </w:r>
+    </w:p>
+    <w:p>
+      <w:pPr>
+        <w:spacing w:after="40" w:before="0" w:line="240" w:lineRule="auto"/>
+        <w:jc w:val="left"/>
+      </w:pPr>
+      <w:r>
+        <w:rPr>
+          <w:rFonts w:ascii="Calibri" w:hAnsi="Calibri" w:eastAsia="Calibri"/>
+          <w:b w:val="0"/>
+          <w:color w:val="2B2B2B"/>
+          <w:sz w:val="22"/>
+        </w:rPr>
+        <w:t>• 2 pts por medida válida: ordenar siempre los UPDATE por el mismo recurso, mantener las transacciones cortas (no esperar entrada del usuario dentro de la transacción), SELECT … FOR UPDATE sobre el lote, reintento con backoff en la aplicación.</w:t>
+      </w:r>
+    </w:p>
+    <w:p>
+      <w:pPr>
+        <w:spacing w:after="40" w:before="0" w:line="240" w:lineRule="auto"/>
+        <w:jc w:val="left"/>
+      </w:pPr>
+      <w:r>
+        <w:rPr>
+          <w:rFonts w:ascii="Calibri" w:hAnsi="Calibri" w:eastAsia="Calibri"/>
+          <w:b w:val="0"/>
+          <w:color w:val="2B2B2B"/>
+          <w:sz w:val="22"/>
+        </w:rPr>
+        <w:t>• READ COMMITTED evita lecturas sucias; SERIALIZABLE (o SELECT FOR UPDATE sobre el lote) evita la actualización perdida del inventario. Se acepta cualquiera de las dos con justificación coherente.</w:t>
       </w:r>
     </w:p>
     <w:p>

--- a/Bases de Datos II/Parciales/Parcial 2 - Optimizacion indices y transacciones - SOLUCION.docx
+++ b/Bases de Datos II/Parciales/Parcial 2 - Optimizacion indices y transacciones - SOLUCION.docx
@@ -105,7 +105,7 @@
           <w:color w:val="2B2B2B"/>
           <w:sz w:val="22"/>
         </w:rPr>
-        <w:t>Fecha: 19/10/2026  ·  Sesión 9 de 13  ·  Modalidad: Presencial (síncrono)</w:t>
+        <w:t>Fecha: 19/10/2026  ·  Sesión 9 de 13  ·  Modalidad: virtual síncrona por Google Meet</w:t>
       </w:r>
     </w:p>
     <w:p>
@@ -286,7 +286,7 @@
           <w:color w:val="2B2B2B"/>
           <w:sz w:val="22"/>
         </w:rPr>
-        <w:t>Lea con atención cada sección antes de responder. Escriba con letra clara.</w:t>
+        <w:t>Lea con atención cada sección antes de responder. Responda en este mismo documento, sobre las líneas marcadas, y entréguelo por el medio que el docente indique al abrir la sesión.</w:t>
       </w:r>
     </w:p>
     <w:p>
@@ -316,7 +316,7 @@
           <w:color w:val="2B2B2B"/>
           <w:sz w:val="22"/>
         </w:rPr>
-        <w:t>No se permite el uso de dispositivos electrónicos salvo indicación explícita del docente.</w:t>
+        <w:t>Es individual: no se permite consultar con otras personas ni compartir respuestas. El material de apoyo autorizado es el que el docente indique al abrir la sesión.</w:t>
       </w:r>
     </w:p>
     <w:p>
